--- a/modules/3.1.4 - Außerbetriebnahme der GNT.docx
+++ b/modules/3.1.4 - Außerbetriebnahme der GNT.docx
@@ -1036,6 +1036,17 @@
         </w:rPr>
         <w:t xml:space="preserve"> vorübergehend nicht bogenschnell fahren.</w:t>
       </w:r>
+    </w:p>
+    <w:p>
+      <w:pPr>
+        <w:ind w:left="851"/>
+        <w:rPr>
+          <w:rFonts w:ascii="DB Neo Office" w:hAnsi="DB Neo Office"/>
+          <w:color w:val="FF00FF"/>
+          <w:sz w:val="22"/>
+          <w:szCs w:val="22"/>
+        </w:rPr>
+      </w:pPr>
     </w:p>
     <w:sectPr>
       <w:headerReference w:type="default" r:id="rId14"/>
@@ -7222,10 +7233,6 @@
 </file>
 
 <file path=customXml/item1.xml><?xml version="1.0" encoding="utf-8"?>
-<b:Sources xmlns:b="http://schemas.openxmlformats.org/officeDocument/2006/bibliography" xmlns="http://schemas.openxmlformats.org/officeDocument/2006/bibliography" SelectedStyle="\APA.XSL" StyleName="APA"/>
-</file>
-
-<file path=customXml/item2.xml><?xml version="1.0" encoding="utf-8"?>
 <ct:contentTypeSchema xmlns:ct="http://schemas.microsoft.com/office/2006/metadata/contentType" xmlns:ma="http://schemas.microsoft.com/office/2006/metadata/properties/metaAttributes" ct:_="" ma:_="" ma:contentTypeName="Document" ma:contentTypeID="0x010100A288E037145CF7468AC57385E82D6FE5" ma:contentTypeVersion="20" ma:contentTypeDescription="Create a new document." ma:contentTypeScope="" ma:versionID="0daa0e8fc175c7ef40a315815af95bfa">
   <xsd:schema xmlns:xsd="http://www.w3.org/2001/XMLSchema" xmlns:xs="http://www.w3.org/2001/XMLSchema" xmlns:p="http://schemas.microsoft.com/office/2006/metadata/properties" xmlns:ns2="0dce162a-0029-464d-9d71-749884fd4f0f" xmlns:ns3="328ee7a0-d479-471e-8b8a-fb7ade1b85b6" targetNamespace="http://schemas.microsoft.com/office/2006/metadata/properties" ma:root="true" ma:fieldsID="45152f019ead7beaeefbef099957a64d" ns2:_="" ns3:_="">
     <xsd:import namespace="0dce162a-0029-464d-9d71-749884fd4f0f"/>
@@ -7492,11 +7499,19 @@
 </ct:contentTypeSchema>
 </file>
 
+<file path=customXml/item2.xml><?xml version="1.0" encoding="utf-8"?>
+<b:Sources xmlns:b="http://schemas.openxmlformats.org/officeDocument/2006/bibliography" xmlns="http://schemas.openxmlformats.org/officeDocument/2006/bibliography" SelectedStyle="\APA.XSL" StyleName="APA"/>
+</file>
+
 <file path=customXml/item3.xml><?xml version="1.0" encoding="utf-8"?>
 <b:Sources xmlns:b="http://schemas.openxmlformats.org/officeDocument/2006/bibliography" xmlns="http://schemas.openxmlformats.org/officeDocument/2006/bibliography" SelectedStyle="\APA.XSL" StyleName="APA"/>
 </file>
 
 <file path=customXml/item4.xml><?xml version="1.0" encoding="utf-8"?>
+<b:Sources xmlns:b="http://schemas.openxmlformats.org/officeDocument/2006/bibliography" xmlns="http://schemas.openxmlformats.org/officeDocument/2006/bibliography" SelectedStyle="\APA.XSL" StyleName="APA"/>
+</file>
+
+<file path=customXml/item5.xml><?xml version="1.0" encoding="utf-8"?>
 <p:properties xmlns:p="http://schemas.microsoft.com/office/2006/metadata/properties" xmlns:xsi="http://www.w3.org/2001/XMLSchema-instance" xmlns:pc="http://schemas.microsoft.com/office/infopath/2007/PartnerControls">
   <documentManagement>
     <SharedWithUsers xmlns="328ee7a0-d479-471e-8b8a-fb7ade1b85b6">
@@ -7610,10 +7625,6 @@
 </p:properties>
 </file>
 
-<file path=customXml/item5.xml><?xml version="1.0" encoding="utf-8"?>
-<b:Sources xmlns:b="http://schemas.openxmlformats.org/officeDocument/2006/bibliography" xmlns="http://schemas.openxmlformats.org/officeDocument/2006/bibliography" SelectedStyle="\APA.XSL" StyleName="APA"/>
-</file>
-
 <file path=customXml/item6.xml><?xml version="1.0" encoding="utf-8"?>
 <b:Sources xmlns:b="http://schemas.openxmlformats.org/officeDocument/2006/bibliography" xmlns="http://schemas.openxmlformats.org/officeDocument/2006/bibliography" SelectedStyle="\APA.XSL" StyleName="APA"/>
 </file>
@@ -7628,14 +7639,6 @@
 </file>
 
 <file path=customXml/itemProps1.xml><?xml version="1.0" encoding="utf-8"?>
-<ds:datastoreItem xmlns:ds="http://schemas.openxmlformats.org/officeDocument/2006/customXml" ds:itemID="{B25A85D8-2B85-4C61-9159-9764121AED10}">
-  <ds:schemaRefs>
-    <ds:schemaRef ds:uri="http://schemas.openxmlformats.org/officeDocument/2006/bibliography"/>
-  </ds:schemaRefs>
-</ds:datastoreItem>
-</file>
-
-<file path=customXml/itemProps2.xml><?xml version="1.0" encoding="utf-8"?>
 <ds:datastoreItem xmlns:ds="http://schemas.openxmlformats.org/officeDocument/2006/customXml" ds:itemID="{36E20381-DBF2-4A67-9D50-6D35FA500E9E}">
   <ds:schemaRefs>
     <ds:schemaRef ds:uri="http://schemas.microsoft.com/office/2006/metadata/contentType"/>
@@ -7654,8 +7657,16 @@
 </ds:datastoreItem>
 </file>
 
+<file path=customXml/itemProps2.xml><?xml version="1.0" encoding="utf-8"?>
+<ds:datastoreItem xmlns:ds="http://schemas.openxmlformats.org/officeDocument/2006/customXml" ds:itemID="{B25A85D8-2B85-4C61-9159-9764121AED10}">
+  <ds:schemaRefs>
+    <ds:schemaRef ds:uri="http://schemas.openxmlformats.org/officeDocument/2006/bibliography"/>
+  </ds:schemaRefs>
+</ds:datastoreItem>
+</file>
+
 <file path=customXml/itemProps3.xml><?xml version="1.0" encoding="utf-8"?>
-<ds:datastoreItem xmlns:ds="http://schemas.openxmlformats.org/officeDocument/2006/customXml" ds:itemID="{54673DC8-BF55-4C72-9C82-B19072E81E26}">
+<ds:datastoreItem xmlns:ds="http://schemas.openxmlformats.org/officeDocument/2006/customXml" ds:itemID="{76A0487D-4298-40DB-900E-D476492F573A}">
   <ds:schemaRefs>
     <ds:schemaRef ds:uri="http://schemas.openxmlformats.org/officeDocument/2006/bibliography"/>
   </ds:schemaRefs>
@@ -7663,6 +7674,14 @@
 </file>
 
 <file path=customXml/itemProps4.xml><?xml version="1.0" encoding="utf-8"?>
+<ds:datastoreItem xmlns:ds="http://schemas.openxmlformats.org/officeDocument/2006/customXml" ds:itemID="{3FCB0026-CE28-43BC-9A41-71078251F7B6}">
+  <ds:schemaRefs>
+    <ds:schemaRef ds:uri="http://schemas.openxmlformats.org/officeDocument/2006/bibliography"/>
+  </ds:schemaRefs>
+</ds:datastoreItem>
+</file>
+
+<file path=customXml/itemProps5.xml><?xml version="1.0" encoding="utf-8"?>
 <ds:datastoreItem xmlns:ds="http://schemas.openxmlformats.org/officeDocument/2006/customXml" ds:itemID="{E5FFF9CC-74E8-47F8-9A9C-006F13DB17FC}">
   <ds:schemaRefs>
     <ds:schemaRef ds:uri="http://schemas.microsoft.com/office/2006/metadata/properties"/>
@@ -7673,16 +7692,8 @@
 </ds:datastoreItem>
 </file>
 
-<file path=customXml/itemProps5.xml><?xml version="1.0" encoding="utf-8"?>
-<ds:datastoreItem xmlns:ds="http://schemas.openxmlformats.org/officeDocument/2006/customXml" ds:itemID="{3FCB0026-CE28-43BC-9A41-71078251F7B6}">
-  <ds:schemaRefs>
-    <ds:schemaRef ds:uri="http://schemas.openxmlformats.org/officeDocument/2006/bibliography"/>
-  </ds:schemaRefs>
-</ds:datastoreItem>
-</file>
-
 <file path=customXml/itemProps6.xml><?xml version="1.0" encoding="utf-8"?>
-<ds:datastoreItem xmlns:ds="http://schemas.openxmlformats.org/officeDocument/2006/customXml" ds:itemID="{76A0487D-4298-40DB-900E-D476492F573A}">
+<ds:datastoreItem xmlns:ds="http://schemas.openxmlformats.org/officeDocument/2006/customXml" ds:itemID="{54673DC8-BF55-4C72-9C82-B19072E81E26}">
   <ds:schemaRefs>
     <ds:schemaRef ds:uri="http://schemas.openxmlformats.org/officeDocument/2006/bibliography"/>
   </ds:schemaRefs>
